--- a/Plots/Supplemental_Figs/Table_S2.docx
+++ b/Plots/Supplemental_Figs/Table_S2.docx
@@ -72,7 +72,7 @@
                 <w:szCs w:val="24"/>
                 <w:color w:val="000000"/>
               </w:rPr>
-              <w:t xml:space="preserve">Timepoint</w:t>
+              <w:t xml:space="preserve">Temp</w:t>
             </w:r>
           </w:p>
         </w:tc>
@@ -125,7 +125,7 @@
                 <w:szCs w:val="24"/>
                 <w:color w:val="000000"/>
               </w:rPr>
-              <w:t xml:space="preserve">Temperature</w:t>
+              <w:t xml:space="preserve">Timepoint</w:t>
             </w:r>
           </w:p>
         </w:tc>
@@ -178,7 +178,7 @@
                 <w:szCs w:val="24"/>
                 <w:color w:val="000000"/>
               </w:rPr>
-              <w:t xml:space="preserve">Inshore</w:t>
+              <w:t xml:space="preserve">Inshore_DEGs</w:t>
             </w:r>
           </w:p>
         </w:tc>
@@ -231,7 +231,7 @@
                 <w:szCs w:val="24"/>
                 <w:color w:val="000000"/>
               </w:rPr>
-              <w:t xml:space="preserve">Offshore</w:t>
+              <w:t xml:space="preserve">Offshore_DEGs</w:t>
             </w:r>
           </w:p>
         </w:tc>
@@ -290,6 +290,59 @@
                 <w:szCs w:val="24"/>
                 <w:color w:val="000000"/>
               </w:rPr>
+              <w:t xml:space="preserve">34.00</w:t>
+            </w:r>
+          </w:p>
+        </w:tc>
+        <w:tc>
+          <w:tcPr>
+            <w:tcBorders>
+              <w:bottom w:val="none" w:sz="0" w:space="0" w:color="000000"/>
+              <w:top w:val="single" w:sz="4" w:space="0" w:color="000000"/>
+              <w:left w:val="none" w:sz="0" w:space="0" w:color="000000"/>
+              <w:right w:val="none" w:sz="0" w:space="0" w:color="000000"/>
+            </w:tcBorders>
+            <w:shd w:val="clear" w:color="auto" w:fill="FFFFFF"/>
+            <w:tcMar>
+              <w:top w:w="0" w:type="dxa"/>
+              <w:bottom w:w="0" w:type="dxa"/>
+              <w:left w:w="0" w:type="dxa"/>
+              <w:right w:w="0" w:type="dxa"/>
+            </w:tcMar>
+            <w:vAlign w:val="center"/>
+          </w:tcPr>
+          <w:p>
+            <w:pPr>
+              <w:pStyle w:val="Normal"/>
+              <w:jc w:val="center"/>
+              <w:pBdr>
+                <w:bottom w:val="none" w:sz="0" w:space="0" w:color="000000"/>
+                <w:top w:val="none" w:sz="0" w:space="0" w:color="000000"/>
+                <w:left w:val="none" w:sz="0" w:space="0" w:color="000000"/>
+                <w:right w:val="none" w:sz="0" w:space="0" w:color="000000"/>
+              </w:pBdr>
+              <w:spacing w:after="100" w:before="100" w:line="480"/>
+              <w:ind w:left="100" w:right="100" w:firstLine="0" w:firstLineChars="0"/>
+              <w:rPr>
+                <w:rFonts w:ascii="Times New Roman" w:hAnsi="Times New Roman" w:eastAsia="Times New Roman" w:cs="Times New Roman"/>
+                <w:i w:val="false"/>
+                <w:b w:val="false"/>
+                <w:u w:val="none"/>
+                <w:sz w:val="24"/>
+                <w:szCs w:val="24"/>
+                <w:color w:val="000000"/>
+              </w:rPr>
+            </w:pPr>
+            <w:r>
+              <w:rPr>
+                <w:rFonts w:ascii="Times New Roman" w:hAnsi="Times New Roman" w:eastAsia="Times New Roman" w:cs="Times New Roman"/>
+                <w:i w:val="false"/>
+                <w:b w:val="false"/>
+                <w:u w:val="none"/>
+                <w:sz w:val="24"/>
+                <w:szCs w:val="24"/>
+                <w:color w:val="000000"/>
+              </w:rPr>
               <w:t xml:space="preserve">T1</w:t>
             </w:r>
           </w:p>
@@ -343,7 +396,7 @@
                 <w:szCs w:val="24"/>
                 <w:color w:val="000000"/>
               </w:rPr>
-              <w:t xml:space="preserve">34</w:t>
+              <w:t xml:space="preserve">13</w:t>
             </w:r>
           </w:p>
         </w:tc>
@@ -396,60 +449,7 @@
                 <w:szCs w:val="24"/>
                 <w:color w:val="000000"/>
               </w:rPr>
-              <w:t xml:space="preserve">27</w:t>
-            </w:r>
-          </w:p>
-        </w:tc>
-        <w:tc>
-          <w:tcPr>
-            <w:tcBorders>
-              <w:bottom w:val="none" w:sz="0" w:space="0" w:color="000000"/>
-              <w:top w:val="single" w:sz="4" w:space="0" w:color="000000"/>
-              <w:left w:val="none" w:sz="0" w:space="0" w:color="000000"/>
-              <w:right w:val="none" w:sz="0" w:space="0" w:color="000000"/>
-            </w:tcBorders>
-            <w:shd w:val="clear" w:color="auto" w:fill="FFFFFF"/>
-            <w:tcMar>
-              <w:top w:w="0" w:type="dxa"/>
-              <w:bottom w:w="0" w:type="dxa"/>
-              <w:left w:w="0" w:type="dxa"/>
-              <w:right w:w="0" w:type="dxa"/>
-            </w:tcMar>
-            <w:vAlign w:val="center"/>
-          </w:tcPr>
-          <w:p>
-            <w:pPr>
-              <w:pStyle w:val="Normal"/>
-              <w:jc w:val="center"/>
-              <w:pBdr>
-                <w:bottom w:val="none" w:sz="0" w:space="0" w:color="000000"/>
-                <w:top w:val="none" w:sz="0" w:space="0" w:color="000000"/>
-                <w:left w:val="none" w:sz="0" w:space="0" w:color="000000"/>
-                <w:right w:val="none" w:sz="0" w:space="0" w:color="000000"/>
-              </w:pBdr>
-              <w:spacing w:after="100" w:before="100" w:line="480"/>
-              <w:ind w:left="100" w:right="100" w:firstLine="0" w:firstLineChars="0"/>
-              <w:rPr>
-                <w:rFonts w:ascii="Times New Roman" w:hAnsi="Times New Roman" w:eastAsia="Times New Roman" w:cs="Times New Roman"/>
-                <w:i w:val="false"/>
-                <w:b w:val="false"/>
-                <w:u w:val="none"/>
-                <w:sz w:val="24"/>
-                <w:szCs w:val="24"/>
-                <w:color w:val="000000"/>
-              </w:rPr>
-            </w:pPr>
-            <w:r>
-              <w:rPr>
-                <w:rFonts w:ascii="Times New Roman" w:hAnsi="Times New Roman" w:eastAsia="Times New Roman" w:cs="Times New Roman"/>
-                <w:i w:val="false"/>
-                <w:b w:val="false"/>
-                <w:u w:val="none"/>
-                <w:sz w:val="24"/>
-                <w:szCs w:val="24"/>
-                <w:color w:val="000000"/>
-              </w:rPr>
-              <w:t xml:space="preserve">24</w:t>
+              <w:t xml:space="preserve">11</w:t>
             </w:r>
           </w:p>
         </w:tc>
@@ -508,6 +508,59 @@
                 <w:szCs w:val="24"/>
                 <w:color w:val="000000"/>
               </w:rPr>
+              <w:t xml:space="preserve">34.00</w:t>
+            </w:r>
+          </w:p>
+        </w:tc>
+        <w:tc>
+          <w:tcPr>
+            <w:tcBorders>
+              <w:bottom w:val="none" w:sz="0" w:space="0" w:color="000000"/>
+              <w:top w:val="none" w:sz="0" w:space="0" w:color="000000"/>
+              <w:left w:val="none" w:sz="0" w:space="0" w:color="000000"/>
+              <w:right w:val="none" w:sz="0" w:space="0" w:color="000000"/>
+            </w:tcBorders>
+            <w:shd w:val="clear" w:color="auto" w:fill="FFFFFF"/>
+            <w:tcMar>
+              <w:top w:w="0" w:type="dxa"/>
+              <w:bottom w:w="0" w:type="dxa"/>
+              <w:left w:w="0" w:type="dxa"/>
+              <w:right w:w="0" w:type="dxa"/>
+            </w:tcMar>
+            <w:vAlign w:val="center"/>
+          </w:tcPr>
+          <w:p>
+            <w:pPr>
+              <w:pStyle w:val="Normal"/>
+              <w:jc w:val="center"/>
+              <w:pBdr>
+                <w:bottom w:val="none" w:sz="0" w:space="0" w:color="000000"/>
+                <w:top w:val="none" w:sz="0" w:space="0" w:color="000000"/>
+                <w:left w:val="none" w:sz="0" w:space="0" w:color="000000"/>
+                <w:right w:val="none" w:sz="0" w:space="0" w:color="000000"/>
+              </w:pBdr>
+              <w:spacing w:after="100" w:before="100" w:line="480"/>
+              <w:ind w:left="100" w:right="100" w:firstLine="0" w:firstLineChars="0"/>
+              <w:rPr>
+                <w:rFonts w:ascii="Times New Roman" w:hAnsi="Times New Roman" w:eastAsia="Times New Roman" w:cs="Times New Roman"/>
+                <w:i w:val="false"/>
+                <w:b w:val="false"/>
+                <w:u w:val="none"/>
+                <w:sz w:val="24"/>
+                <w:szCs w:val="24"/>
+                <w:color w:val="000000"/>
+              </w:rPr>
+            </w:pPr>
+            <w:r>
+              <w:rPr>
+                <w:rFonts w:ascii="Times New Roman" w:hAnsi="Times New Roman" w:eastAsia="Times New Roman" w:cs="Times New Roman"/>
+                <w:i w:val="false"/>
+                <w:b w:val="false"/>
+                <w:u w:val="none"/>
+                <w:sz w:val="24"/>
+                <w:szCs w:val="24"/>
+                <w:color w:val="000000"/>
+              </w:rPr>
               <w:t xml:space="preserve">T2</w:t>
             </w:r>
           </w:p>
@@ -561,7 +614,7 @@
                 <w:szCs w:val="24"/>
                 <w:color w:val="000000"/>
               </w:rPr>
-              <w:t xml:space="preserve">34</w:t>
+              <w:t xml:space="preserve">37</w:t>
             </w:r>
           </w:p>
         </w:tc>
@@ -614,60 +667,7 @@
                 <w:szCs w:val="24"/>
                 <w:color w:val="000000"/>
               </w:rPr>
-              <w:t xml:space="preserve">238</w:t>
-            </w:r>
-          </w:p>
-        </w:tc>
-        <w:tc>
-          <w:tcPr>
-            <w:tcBorders>
-              <w:bottom w:val="none" w:sz="0" w:space="0" w:color="000000"/>
-              <w:top w:val="none" w:sz="0" w:space="0" w:color="000000"/>
-              <w:left w:val="none" w:sz="0" w:space="0" w:color="000000"/>
-              <w:right w:val="none" w:sz="0" w:space="0" w:color="000000"/>
-            </w:tcBorders>
-            <w:shd w:val="clear" w:color="auto" w:fill="FFFFFF"/>
-            <w:tcMar>
-              <w:top w:w="0" w:type="dxa"/>
-              <w:bottom w:w="0" w:type="dxa"/>
-              <w:left w:w="0" w:type="dxa"/>
-              <w:right w:w="0" w:type="dxa"/>
-            </w:tcMar>
-            <w:vAlign w:val="center"/>
-          </w:tcPr>
-          <w:p>
-            <w:pPr>
-              <w:pStyle w:val="Normal"/>
-              <w:jc w:val="center"/>
-              <w:pBdr>
-                <w:bottom w:val="none" w:sz="0" w:space="0" w:color="000000"/>
-                <w:top w:val="none" w:sz="0" w:space="0" w:color="000000"/>
-                <w:left w:val="none" w:sz="0" w:space="0" w:color="000000"/>
-                <w:right w:val="none" w:sz="0" w:space="0" w:color="000000"/>
-              </w:pBdr>
-              <w:spacing w:after="100" w:before="100" w:line="480"/>
-              <w:ind w:left="100" w:right="100" w:firstLine="0" w:firstLineChars="0"/>
-              <w:rPr>
-                <w:rFonts w:ascii="Times New Roman" w:hAnsi="Times New Roman" w:eastAsia="Times New Roman" w:cs="Times New Roman"/>
-                <w:i w:val="false"/>
-                <w:b w:val="false"/>
-                <w:u w:val="none"/>
-                <w:sz w:val="24"/>
-                <w:szCs w:val="24"/>
-                <w:color w:val="000000"/>
-              </w:rPr>
-            </w:pPr>
-            <w:r>
-              <w:rPr>
-                <w:rFonts w:ascii="Times New Roman" w:hAnsi="Times New Roman" w:eastAsia="Times New Roman" w:cs="Times New Roman"/>
-                <w:i w:val="false"/>
-                <w:b w:val="false"/>
-                <w:u w:val="none"/>
-                <w:sz w:val="24"/>
-                <w:szCs w:val="24"/>
-                <w:color w:val="000000"/>
-              </w:rPr>
-              <w:t xml:space="preserve">1,285</w:t>
+              <w:t xml:space="preserve">326</w:t>
             </w:r>
           </w:p>
         </w:tc>
@@ -726,6 +726,59 @@
                 <w:szCs w:val="24"/>
                 <w:color w:val="000000"/>
               </w:rPr>
+              <w:t xml:space="preserve">34.00</w:t>
+            </w:r>
+          </w:p>
+        </w:tc>
+        <w:tc>
+          <w:tcPr>
+            <w:tcBorders>
+              <w:bottom w:val="none" w:sz="0" w:space="0" w:color="000000"/>
+              <w:top w:val="none" w:sz="0" w:space="0" w:color="000000"/>
+              <w:left w:val="none" w:sz="0" w:space="0" w:color="000000"/>
+              <w:right w:val="none" w:sz="0" w:space="0" w:color="000000"/>
+            </w:tcBorders>
+            <w:shd w:val="clear" w:color="auto" w:fill="FFFFFF"/>
+            <w:tcMar>
+              <w:top w:w="0" w:type="dxa"/>
+              <w:bottom w:w="0" w:type="dxa"/>
+              <w:left w:w="0" w:type="dxa"/>
+              <w:right w:w="0" w:type="dxa"/>
+            </w:tcMar>
+            <w:vAlign w:val="center"/>
+          </w:tcPr>
+          <w:p>
+            <w:pPr>
+              <w:pStyle w:val="Normal"/>
+              <w:jc w:val="center"/>
+              <w:pBdr>
+                <w:bottom w:val="none" w:sz="0" w:space="0" w:color="000000"/>
+                <w:top w:val="none" w:sz="0" w:space="0" w:color="000000"/>
+                <w:left w:val="none" w:sz="0" w:space="0" w:color="000000"/>
+                <w:right w:val="none" w:sz="0" w:space="0" w:color="000000"/>
+              </w:pBdr>
+              <w:spacing w:after="100" w:before="100" w:line="480"/>
+              <w:ind w:left="100" w:right="100" w:firstLine="0" w:firstLineChars="0"/>
+              <w:rPr>
+                <w:rFonts w:ascii="Times New Roman" w:hAnsi="Times New Roman" w:eastAsia="Times New Roman" w:cs="Times New Roman"/>
+                <w:i w:val="false"/>
+                <w:b w:val="false"/>
+                <w:u w:val="none"/>
+                <w:sz w:val="24"/>
+                <w:szCs w:val="24"/>
+                <w:color w:val="000000"/>
+              </w:rPr>
+            </w:pPr>
+            <w:r>
+              <w:rPr>
+                <w:rFonts w:ascii="Times New Roman" w:hAnsi="Times New Roman" w:eastAsia="Times New Roman" w:cs="Times New Roman"/>
+                <w:i w:val="false"/>
+                <w:b w:val="false"/>
+                <w:u w:val="none"/>
+                <w:sz w:val="24"/>
+                <w:szCs w:val="24"/>
+                <w:color w:val="000000"/>
+              </w:rPr>
               <w:t xml:space="preserve">T3</w:t>
             </w:r>
           </w:p>
@@ -779,7 +832,7 @@
                 <w:szCs w:val="24"/>
                 <w:color w:val="000000"/>
               </w:rPr>
-              <w:t xml:space="preserve">34</w:t>
+              <w:t xml:space="preserve">50</w:t>
             </w:r>
           </w:p>
         </w:tc>
@@ -832,60 +885,7 @@
                 <w:szCs w:val="24"/>
                 <w:color w:val="000000"/>
               </w:rPr>
-              <w:t xml:space="preserve">52</w:t>
-            </w:r>
-          </w:p>
-        </w:tc>
-        <w:tc>
-          <w:tcPr>
-            <w:tcBorders>
-              <w:bottom w:val="none" w:sz="0" w:space="0" w:color="000000"/>
-              <w:top w:val="none" w:sz="0" w:space="0" w:color="000000"/>
-              <w:left w:val="none" w:sz="0" w:space="0" w:color="000000"/>
-              <w:right w:val="none" w:sz="0" w:space="0" w:color="000000"/>
-            </w:tcBorders>
-            <w:shd w:val="clear" w:color="auto" w:fill="FFFFFF"/>
-            <w:tcMar>
-              <w:top w:w="0" w:type="dxa"/>
-              <w:bottom w:w="0" w:type="dxa"/>
-              <w:left w:w="0" w:type="dxa"/>
-              <w:right w:w="0" w:type="dxa"/>
-            </w:tcMar>
-            <w:vAlign w:val="center"/>
-          </w:tcPr>
-          <w:p>
-            <w:pPr>
-              <w:pStyle w:val="Normal"/>
-              <w:jc w:val="center"/>
-              <w:pBdr>
-                <w:bottom w:val="none" w:sz="0" w:space="0" w:color="000000"/>
-                <w:top w:val="none" w:sz="0" w:space="0" w:color="000000"/>
-                <w:left w:val="none" w:sz="0" w:space="0" w:color="000000"/>
-                <w:right w:val="none" w:sz="0" w:space="0" w:color="000000"/>
-              </w:pBdr>
-              <w:spacing w:after="100" w:before="100" w:line="480"/>
-              <w:ind w:left="100" w:right="100" w:firstLine="0" w:firstLineChars="0"/>
-              <w:rPr>
-                <w:rFonts w:ascii="Times New Roman" w:hAnsi="Times New Roman" w:eastAsia="Times New Roman" w:cs="Times New Roman"/>
-                <w:i w:val="false"/>
-                <w:b w:val="false"/>
-                <w:u w:val="none"/>
-                <w:sz w:val="24"/>
-                <w:szCs w:val="24"/>
-                <w:color w:val="000000"/>
-              </w:rPr>
-            </w:pPr>
-            <w:r>
-              <w:rPr>
-                <w:rFonts w:ascii="Times New Roman" w:hAnsi="Times New Roman" w:eastAsia="Times New Roman" w:cs="Times New Roman"/>
-                <w:i w:val="false"/>
-                <w:b w:val="false"/>
-                <w:u w:val="none"/>
-                <w:sz w:val="24"/>
-                <w:szCs w:val="24"/>
-                <w:color w:val="000000"/>
-              </w:rPr>
-              <w:t xml:space="preserve">2,165</w:t>
+              <w:t xml:space="preserve">1,136</w:t>
             </w:r>
           </w:p>
         </w:tc>
@@ -944,6 +944,59 @@
                 <w:szCs w:val="24"/>
                 <w:color w:val="000000"/>
               </w:rPr>
+              <w:t xml:space="preserve">34.00</w:t>
+            </w:r>
+          </w:p>
+        </w:tc>
+        <w:tc>
+          <w:tcPr>
+            <w:tcBorders>
+              <w:bottom w:val="none" w:sz="0" w:space="0" w:color="000000"/>
+              <w:top w:val="none" w:sz="0" w:space="0" w:color="000000"/>
+              <w:left w:val="none" w:sz="0" w:space="0" w:color="000000"/>
+              <w:right w:val="none" w:sz="0" w:space="0" w:color="000000"/>
+            </w:tcBorders>
+            <w:shd w:val="clear" w:color="auto" w:fill="FFFFFF"/>
+            <w:tcMar>
+              <w:top w:w="0" w:type="dxa"/>
+              <w:bottom w:w="0" w:type="dxa"/>
+              <w:left w:w="0" w:type="dxa"/>
+              <w:right w:w="0" w:type="dxa"/>
+            </w:tcMar>
+            <w:vAlign w:val="center"/>
+          </w:tcPr>
+          <w:p>
+            <w:pPr>
+              <w:pStyle w:val="Normal"/>
+              <w:jc w:val="center"/>
+              <w:pBdr>
+                <w:bottom w:val="none" w:sz="0" w:space="0" w:color="000000"/>
+                <w:top w:val="none" w:sz="0" w:space="0" w:color="000000"/>
+                <w:left w:val="none" w:sz="0" w:space="0" w:color="000000"/>
+                <w:right w:val="none" w:sz="0" w:space="0" w:color="000000"/>
+              </w:pBdr>
+              <w:spacing w:after="100" w:before="100" w:line="480"/>
+              <w:ind w:left="100" w:right="100" w:firstLine="0" w:firstLineChars="0"/>
+              <w:rPr>
+                <w:rFonts w:ascii="Times New Roman" w:hAnsi="Times New Roman" w:eastAsia="Times New Roman" w:cs="Times New Roman"/>
+                <w:i w:val="false"/>
+                <w:b w:val="false"/>
+                <w:u w:val="none"/>
+                <w:sz w:val="24"/>
+                <w:szCs w:val="24"/>
+                <w:color w:val="000000"/>
+              </w:rPr>
+            </w:pPr>
+            <w:r>
+              <w:rPr>
+                <w:rFonts w:ascii="Times New Roman" w:hAnsi="Times New Roman" w:eastAsia="Times New Roman" w:cs="Times New Roman"/>
+                <w:i w:val="false"/>
+                <w:b w:val="false"/>
+                <w:u w:val="none"/>
+                <w:sz w:val="24"/>
+                <w:szCs w:val="24"/>
+                <w:color w:val="000000"/>
+              </w:rPr>
               <w:t xml:space="preserve">T4</w:t>
             </w:r>
           </w:p>
@@ -997,7 +1050,7 @@
                 <w:szCs w:val="24"/>
                 <w:color w:val="000000"/>
               </w:rPr>
-              <w:t xml:space="preserve">34</w:t>
+              <w:t xml:space="preserve">13</w:t>
             </w:r>
           </w:p>
         </w:tc>
@@ -1050,60 +1103,7 @@
                 <w:szCs w:val="24"/>
                 <w:color w:val="000000"/>
               </w:rPr>
-              <w:t xml:space="preserve">17</w:t>
-            </w:r>
-          </w:p>
-        </w:tc>
-        <w:tc>
-          <w:tcPr>
-            <w:tcBorders>
-              <w:bottom w:val="none" w:sz="0" w:space="0" w:color="000000"/>
-              <w:top w:val="none" w:sz="0" w:space="0" w:color="000000"/>
-              <w:left w:val="none" w:sz="0" w:space="0" w:color="000000"/>
-              <w:right w:val="none" w:sz="0" w:space="0" w:color="000000"/>
-            </w:tcBorders>
-            <w:shd w:val="clear" w:color="auto" w:fill="FFFFFF"/>
-            <w:tcMar>
-              <w:top w:w="0" w:type="dxa"/>
-              <w:bottom w:w="0" w:type="dxa"/>
-              <w:left w:w="0" w:type="dxa"/>
-              <w:right w:w="0" w:type="dxa"/>
-            </w:tcMar>
-            <w:vAlign w:val="center"/>
-          </w:tcPr>
-          <w:p>
-            <w:pPr>
-              <w:pStyle w:val="Normal"/>
-              <w:jc w:val="center"/>
-              <w:pBdr>
-                <w:bottom w:val="none" w:sz="0" w:space="0" w:color="000000"/>
-                <w:top w:val="none" w:sz="0" w:space="0" w:color="000000"/>
-                <w:left w:val="none" w:sz="0" w:space="0" w:color="000000"/>
-                <w:right w:val="none" w:sz="0" w:space="0" w:color="000000"/>
-              </w:pBdr>
-              <w:spacing w:after="100" w:before="100" w:line="480"/>
-              <w:ind w:left="100" w:right="100" w:firstLine="0" w:firstLineChars="0"/>
-              <w:rPr>
-                <w:rFonts w:ascii="Times New Roman" w:hAnsi="Times New Roman" w:eastAsia="Times New Roman" w:cs="Times New Roman"/>
-                <w:i w:val="false"/>
-                <w:b w:val="false"/>
-                <w:u w:val="none"/>
-                <w:sz w:val="24"/>
-                <w:szCs w:val="24"/>
-                <w:color w:val="000000"/>
-              </w:rPr>
-            </w:pPr>
-            <w:r>
-              <w:rPr>
-                <w:rFonts w:ascii="Times New Roman" w:hAnsi="Times New Roman" w:eastAsia="Times New Roman" w:cs="Times New Roman"/>
-                <w:i w:val="false"/>
-                <w:b w:val="false"/>
-                <w:u w:val="none"/>
-                <w:sz w:val="24"/>
-                <w:szCs w:val="24"/>
-                <w:color w:val="000000"/>
-              </w:rPr>
-              <w:t xml:space="preserve">172</w:t>
+              <w:t xml:space="preserve">83</w:t>
             </w:r>
           </w:p>
         </w:tc>
@@ -1162,6 +1162,59 @@
                 <w:szCs w:val="24"/>
                 <w:color w:val="000000"/>
               </w:rPr>
+              <w:t xml:space="preserve">34.00</w:t>
+            </w:r>
+          </w:p>
+        </w:tc>
+        <w:tc>
+          <w:tcPr>
+            <w:tcBorders>
+              <w:bottom w:val="none" w:sz="0" w:space="0" w:color="000000"/>
+              <w:top w:val="none" w:sz="0" w:space="0" w:color="000000"/>
+              <w:left w:val="none" w:sz="0" w:space="0" w:color="000000"/>
+              <w:right w:val="none" w:sz="0" w:space="0" w:color="000000"/>
+            </w:tcBorders>
+            <w:shd w:val="clear" w:color="auto" w:fill="FFFFFF"/>
+            <w:tcMar>
+              <w:top w:w="0" w:type="dxa"/>
+              <w:bottom w:w="0" w:type="dxa"/>
+              <w:left w:w="0" w:type="dxa"/>
+              <w:right w:w="0" w:type="dxa"/>
+            </w:tcMar>
+            <w:vAlign w:val="center"/>
+          </w:tcPr>
+          <w:p>
+            <w:pPr>
+              <w:pStyle w:val="Normal"/>
+              <w:jc w:val="center"/>
+              <w:pBdr>
+                <w:bottom w:val="none" w:sz="0" w:space="0" w:color="000000"/>
+                <w:top w:val="none" w:sz="0" w:space="0" w:color="000000"/>
+                <w:left w:val="none" w:sz="0" w:space="0" w:color="000000"/>
+                <w:right w:val="none" w:sz="0" w:space="0" w:color="000000"/>
+              </w:pBdr>
+              <w:spacing w:after="100" w:before="100" w:line="480"/>
+              <w:ind w:left="100" w:right="100" w:firstLine="0" w:firstLineChars="0"/>
+              <w:rPr>
+                <w:rFonts w:ascii="Times New Roman" w:hAnsi="Times New Roman" w:eastAsia="Times New Roman" w:cs="Times New Roman"/>
+                <w:i w:val="false"/>
+                <w:b w:val="false"/>
+                <w:u w:val="none"/>
+                <w:sz w:val="24"/>
+                <w:szCs w:val="24"/>
+                <w:color w:val="000000"/>
+              </w:rPr>
+            </w:pPr>
+            <w:r>
+              <w:rPr>
+                <w:rFonts w:ascii="Times New Roman" w:hAnsi="Times New Roman" w:eastAsia="Times New Roman" w:cs="Times New Roman"/>
+                <w:i w:val="false"/>
+                <w:b w:val="false"/>
+                <w:u w:val="none"/>
+                <w:sz w:val="24"/>
+                <w:szCs w:val="24"/>
+                <w:color w:val="000000"/>
+              </w:rPr>
               <w:t xml:space="preserve">T5</w:t>
             </w:r>
           </w:p>
@@ -1215,7 +1268,7 @@
                 <w:szCs w:val="24"/>
                 <w:color w:val="000000"/>
               </w:rPr>
-              <w:t xml:space="preserve">34</w:t>
+              <w:t xml:space="preserve">7</w:t>
             </w:r>
           </w:p>
         </w:tc>
@@ -1268,60 +1321,7 @@
                 <w:szCs w:val="24"/>
                 <w:color w:val="000000"/>
               </w:rPr>
-              <w:t xml:space="preserve">7</w:t>
-            </w:r>
-          </w:p>
-        </w:tc>
-        <w:tc>
-          <w:tcPr>
-            <w:tcBorders>
-              <w:bottom w:val="none" w:sz="0" w:space="0" w:color="000000"/>
-              <w:top w:val="none" w:sz="0" w:space="0" w:color="000000"/>
-              <w:left w:val="none" w:sz="0" w:space="0" w:color="000000"/>
-              <w:right w:val="none" w:sz="0" w:space="0" w:color="000000"/>
-            </w:tcBorders>
-            <w:shd w:val="clear" w:color="auto" w:fill="FFFFFF"/>
-            <w:tcMar>
-              <w:top w:w="0" w:type="dxa"/>
-              <w:bottom w:w="0" w:type="dxa"/>
-              <w:left w:w="0" w:type="dxa"/>
-              <w:right w:w="0" w:type="dxa"/>
-            </w:tcMar>
-            <w:vAlign w:val="center"/>
-          </w:tcPr>
-          <w:p>
-            <w:pPr>
-              <w:pStyle w:val="Normal"/>
-              <w:jc w:val="center"/>
-              <w:pBdr>
-                <w:bottom w:val="none" w:sz="0" w:space="0" w:color="000000"/>
-                <w:top w:val="none" w:sz="0" w:space="0" w:color="000000"/>
-                <w:left w:val="none" w:sz="0" w:space="0" w:color="000000"/>
-                <w:right w:val="none" w:sz="0" w:space="0" w:color="000000"/>
-              </w:pBdr>
-              <w:spacing w:after="100" w:before="100" w:line="480"/>
-              <w:ind w:left="100" w:right="100" w:firstLine="0" w:firstLineChars="0"/>
-              <w:rPr>
-                <w:rFonts w:ascii="Times New Roman" w:hAnsi="Times New Roman" w:eastAsia="Times New Roman" w:cs="Times New Roman"/>
-                <w:i w:val="false"/>
-                <w:b w:val="false"/>
-                <w:u w:val="none"/>
-                <w:sz w:val="24"/>
-                <w:szCs w:val="24"/>
-                <w:color w:val="000000"/>
-              </w:rPr>
-            </w:pPr>
-            <w:r>
-              <w:rPr>
-                <w:rFonts w:ascii="Times New Roman" w:hAnsi="Times New Roman" w:eastAsia="Times New Roman" w:cs="Times New Roman"/>
-                <w:i w:val="false"/>
-                <w:b w:val="false"/>
-                <w:u w:val="none"/>
-                <w:sz w:val="24"/>
-                <w:szCs w:val="24"/>
-                <w:color w:val="000000"/>
-              </w:rPr>
-              <w:t xml:space="preserve">44</w:t>
+              <w:t xml:space="preserve">37</w:t>
             </w:r>
           </w:p>
         </w:tc>
@@ -1380,6 +1380,59 @@
                 <w:szCs w:val="24"/>
                 <w:color w:val="000000"/>
               </w:rPr>
+              <w:t xml:space="preserve">37.00</w:t>
+            </w:r>
+          </w:p>
+        </w:tc>
+        <w:tc>
+          <w:tcPr>
+            <w:tcBorders>
+              <w:bottom w:val="none" w:sz="0" w:space="0" w:color="000000"/>
+              <w:top w:val="none" w:sz="0" w:space="0" w:color="000000"/>
+              <w:left w:val="none" w:sz="0" w:space="0" w:color="000000"/>
+              <w:right w:val="none" w:sz="0" w:space="0" w:color="000000"/>
+            </w:tcBorders>
+            <w:shd w:val="clear" w:color="auto" w:fill="FFFFFF"/>
+            <w:tcMar>
+              <w:top w:w="0" w:type="dxa"/>
+              <w:bottom w:w="0" w:type="dxa"/>
+              <w:left w:w="0" w:type="dxa"/>
+              <w:right w:w="0" w:type="dxa"/>
+            </w:tcMar>
+            <w:vAlign w:val="center"/>
+          </w:tcPr>
+          <w:p>
+            <w:pPr>
+              <w:pStyle w:val="Normal"/>
+              <w:jc w:val="center"/>
+              <w:pBdr>
+                <w:bottom w:val="none" w:sz="0" w:space="0" w:color="000000"/>
+                <w:top w:val="none" w:sz="0" w:space="0" w:color="000000"/>
+                <w:left w:val="none" w:sz="0" w:space="0" w:color="000000"/>
+                <w:right w:val="none" w:sz="0" w:space="0" w:color="000000"/>
+              </w:pBdr>
+              <w:spacing w:after="100" w:before="100" w:line="480"/>
+              <w:ind w:left="100" w:right="100" w:firstLine="0" w:firstLineChars="0"/>
+              <w:rPr>
+                <w:rFonts w:ascii="Times New Roman" w:hAnsi="Times New Roman" w:eastAsia="Times New Roman" w:cs="Times New Roman"/>
+                <w:i w:val="false"/>
+                <w:b w:val="false"/>
+                <w:u w:val="none"/>
+                <w:sz w:val="24"/>
+                <w:szCs w:val="24"/>
+                <w:color w:val="000000"/>
+              </w:rPr>
+            </w:pPr>
+            <w:r>
+              <w:rPr>
+                <w:rFonts w:ascii="Times New Roman" w:hAnsi="Times New Roman" w:eastAsia="Times New Roman" w:cs="Times New Roman"/>
+                <w:i w:val="false"/>
+                <w:b w:val="false"/>
+                <w:u w:val="none"/>
+                <w:sz w:val="24"/>
+                <w:szCs w:val="24"/>
+                <w:color w:val="000000"/>
+              </w:rPr>
               <w:t xml:space="preserve">T1</w:t>
             </w:r>
           </w:p>
@@ -1433,7 +1486,7 @@
                 <w:szCs w:val="24"/>
                 <w:color w:val="000000"/>
               </w:rPr>
-              <w:t xml:space="preserve">37</w:t>
+              <w:t xml:space="preserve">41</w:t>
             </w:r>
           </w:p>
         </w:tc>
@@ -1486,60 +1539,7 @@
                 <w:szCs w:val="24"/>
                 <w:color w:val="000000"/>
               </w:rPr>
-              <w:t xml:space="preserve">1,454</w:t>
-            </w:r>
-          </w:p>
-        </w:tc>
-        <w:tc>
-          <w:tcPr>
-            <w:tcBorders>
-              <w:bottom w:val="none" w:sz="0" w:space="0" w:color="000000"/>
-              <w:top w:val="none" w:sz="0" w:space="0" w:color="000000"/>
-              <w:left w:val="none" w:sz="0" w:space="0" w:color="000000"/>
-              <w:right w:val="none" w:sz="0" w:space="0" w:color="000000"/>
-            </w:tcBorders>
-            <w:shd w:val="clear" w:color="auto" w:fill="FFFFFF"/>
-            <w:tcMar>
-              <w:top w:w="0" w:type="dxa"/>
-              <w:bottom w:w="0" w:type="dxa"/>
-              <w:left w:w="0" w:type="dxa"/>
-              <w:right w:w="0" w:type="dxa"/>
-            </w:tcMar>
-            <w:vAlign w:val="center"/>
-          </w:tcPr>
-          <w:p>
-            <w:pPr>
-              <w:pStyle w:val="Normal"/>
-              <w:jc w:val="center"/>
-              <w:pBdr>
-                <w:bottom w:val="none" w:sz="0" w:space="0" w:color="000000"/>
-                <w:top w:val="none" w:sz="0" w:space="0" w:color="000000"/>
-                <w:left w:val="none" w:sz="0" w:space="0" w:color="000000"/>
-                <w:right w:val="none" w:sz="0" w:space="0" w:color="000000"/>
-              </w:pBdr>
-              <w:spacing w:after="100" w:before="100" w:line="480"/>
-              <w:ind w:left="100" w:right="100" w:firstLine="0" w:firstLineChars="0"/>
-              <w:rPr>
-                <w:rFonts w:ascii="Times New Roman" w:hAnsi="Times New Roman" w:eastAsia="Times New Roman" w:cs="Times New Roman"/>
-                <w:i w:val="false"/>
-                <w:b w:val="false"/>
-                <w:u w:val="none"/>
-                <w:sz w:val="24"/>
-                <w:szCs w:val="24"/>
-                <w:color w:val="000000"/>
-              </w:rPr>
-            </w:pPr>
-            <w:r>
-              <w:rPr>
-                <w:rFonts w:ascii="Times New Roman" w:hAnsi="Times New Roman" w:eastAsia="Times New Roman" w:cs="Times New Roman"/>
-                <w:i w:val="false"/>
-                <w:b w:val="false"/>
-                <w:u w:val="none"/>
-                <w:sz w:val="24"/>
-                <w:szCs w:val="24"/>
-                <w:color w:val="000000"/>
-              </w:rPr>
-              <w:t xml:space="preserve">2,259</w:t>
+              <w:t xml:space="preserve">75</w:t>
             </w:r>
           </w:p>
         </w:tc>
@@ -1598,6 +1598,59 @@
                 <w:szCs w:val="24"/>
                 <w:color w:val="000000"/>
               </w:rPr>
+              <w:t xml:space="preserve">37.00</w:t>
+            </w:r>
+          </w:p>
+        </w:tc>
+        <w:tc>
+          <w:tcPr>
+            <w:tcBorders>
+              <w:bottom w:val="none" w:sz="0" w:space="0" w:color="000000"/>
+              <w:top w:val="none" w:sz="0" w:space="0" w:color="000000"/>
+              <w:left w:val="none" w:sz="0" w:space="0" w:color="000000"/>
+              <w:right w:val="none" w:sz="0" w:space="0" w:color="000000"/>
+            </w:tcBorders>
+            <w:shd w:val="clear" w:color="auto" w:fill="FFFFFF"/>
+            <w:tcMar>
+              <w:top w:w="0" w:type="dxa"/>
+              <w:bottom w:w="0" w:type="dxa"/>
+              <w:left w:w="0" w:type="dxa"/>
+              <w:right w:w="0" w:type="dxa"/>
+            </w:tcMar>
+            <w:vAlign w:val="center"/>
+          </w:tcPr>
+          <w:p>
+            <w:pPr>
+              <w:pStyle w:val="Normal"/>
+              <w:jc w:val="center"/>
+              <w:pBdr>
+                <w:bottom w:val="none" w:sz="0" w:space="0" w:color="000000"/>
+                <w:top w:val="none" w:sz="0" w:space="0" w:color="000000"/>
+                <w:left w:val="none" w:sz="0" w:space="0" w:color="000000"/>
+                <w:right w:val="none" w:sz="0" w:space="0" w:color="000000"/>
+              </w:pBdr>
+              <w:spacing w:after="100" w:before="100" w:line="480"/>
+              <w:ind w:left="100" w:right="100" w:firstLine="0" w:firstLineChars="0"/>
+              <w:rPr>
+                <w:rFonts w:ascii="Times New Roman" w:hAnsi="Times New Roman" w:eastAsia="Times New Roman" w:cs="Times New Roman"/>
+                <w:i w:val="false"/>
+                <w:b w:val="false"/>
+                <w:u w:val="none"/>
+                <w:sz w:val="24"/>
+                <w:szCs w:val="24"/>
+                <w:color w:val="000000"/>
+              </w:rPr>
+            </w:pPr>
+            <w:r>
+              <w:rPr>
+                <w:rFonts w:ascii="Times New Roman" w:hAnsi="Times New Roman" w:eastAsia="Times New Roman" w:cs="Times New Roman"/>
+                <w:i w:val="false"/>
+                <w:b w:val="false"/>
+                <w:u w:val="none"/>
+                <w:sz w:val="24"/>
+                <w:szCs w:val="24"/>
+                <w:color w:val="000000"/>
+              </w:rPr>
               <w:t xml:space="preserve">T2</w:t>
             </w:r>
           </w:p>
@@ -1651,7 +1704,7 @@
                 <w:szCs w:val="24"/>
                 <w:color w:val="000000"/>
               </w:rPr>
-              <w:t xml:space="preserve">37</w:t>
+              <w:t xml:space="preserve">59</w:t>
             </w:r>
           </w:p>
         </w:tc>
@@ -1704,60 +1757,7 @@
                 <w:szCs w:val="24"/>
                 <w:color w:val="000000"/>
               </w:rPr>
-              <w:t xml:space="preserve">4,995</w:t>
-            </w:r>
-          </w:p>
-        </w:tc>
-        <w:tc>
-          <w:tcPr>
-            <w:tcBorders>
-              <w:bottom w:val="none" w:sz="0" w:space="0" w:color="000000"/>
-              <w:top w:val="none" w:sz="0" w:space="0" w:color="000000"/>
-              <w:left w:val="none" w:sz="0" w:space="0" w:color="000000"/>
-              <w:right w:val="none" w:sz="0" w:space="0" w:color="000000"/>
-            </w:tcBorders>
-            <w:shd w:val="clear" w:color="auto" w:fill="FFFFFF"/>
-            <w:tcMar>
-              <w:top w:w="0" w:type="dxa"/>
-              <w:bottom w:w="0" w:type="dxa"/>
-              <w:left w:w="0" w:type="dxa"/>
-              <w:right w:w="0" w:type="dxa"/>
-            </w:tcMar>
-            <w:vAlign w:val="center"/>
-          </w:tcPr>
-          <w:p>
-            <w:pPr>
-              <w:pStyle w:val="Normal"/>
-              <w:jc w:val="center"/>
-              <w:pBdr>
-                <w:bottom w:val="none" w:sz="0" w:space="0" w:color="000000"/>
-                <w:top w:val="none" w:sz="0" w:space="0" w:color="000000"/>
-                <w:left w:val="none" w:sz="0" w:space="0" w:color="000000"/>
-                <w:right w:val="none" w:sz="0" w:space="0" w:color="000000"/>
-              </w:pBdr>
-              <w:spacing w:after="100" w:before="100" w:line="480"/>
-              <w:ind w:left="100" w:right="100" w:firstLine="0" w:firstLineChars="0"/>
-              <w:rPr>
-                <w:rFonts w:ascii="Times New Roman" w:hAnsi="Times New Roman" w:eastAsia="Times New Roman" w:cs="Times New Roman"/>
-                <w:i w:val="false"/>
-                <w:b w:val="false"/>
-                <w:u w:val="none"/>
-                <w:sz w:val="24"/>
-                <w:szCs w:val="24"/>
-                <w:color w:val="000000"/>
-              </w:rPr>
-            </w:pPr>
-            <w:r>
-              <w:rPr>
-                <w:rFonts w:ascii="Times New Roman" w:hAnsi="Times New Roman" w:eastAsia="Times New Roman" w:cs="Times New Roman"/>
-                <w:i w:val="false"/>
-                <w:b w:val="false"/>
-                <w:u w:val="none"/>
-                <w:sz w:val="24"/>
-                <w:szCs w:val="24"/>
-                <w:color w:val="000000"/>
-              </w:rPr>
-              <w:t xml:space="preserve">4,639</w:t>
+              <w:t xml:space="preserve">405</w:t>
             </w:r>
           </w:p>
         </w:tc>
@@ -1816,6 +1816,59 @@
                 <w:szCs w:val="24"/>
                 <w:color w:val="000000"/>
               </w:rPr>
+              <w:t xml:space="preserve">37.00</w:t>
+            </w:r>
+          </w:p>
+        </w:tc>
+        <w:tc>
+          <w:tcPr>
+            <w:tcBorders>
+              <w:bottom w:val="none" w:sz="0" w:space="0" w:color="000000"/>
+              <w:top w:val="none" w:sz="0" w:space="0" w:color="000000"/>
+              <w:left w:val="none" w:sz="0" w:space="0" w:color="000000"/>
+              <w:right w:val="none" w:sz="0" w:space="0" w:color="000000"/>
+            </w:tcBorders>
+            <w:shd w:val="clear" w:color="auto" w:fill="FFFFFF"/>
+            <w:tcMar>
+              <w:top w:w="0" w:type="dxa"/>
+              <w:bottom w:w="0" w:type="dxa"/>
+              <w:left w:w="0" w:type="dxa"/>
+              <w:right w:w="0" w:type="dxa"/>
+            </w:tcMar>
+            <w:vAlign w:val="center"/>
+          </w:tcPr>
+          <w:p>
+            <w:pPr>
+              <w:pStyle w:val="Normal"/>
+              <w:jc w:val="center"/>
+              <w:pBdr>
+                <w:bottom w:val="none" w:sz="0" w:space="0" w:color="000000"/>
+                <w:top w:val="none" w:sz="0" w:space="0" w:color="000000"/>
+                <w:left w:val="none" w:sz="0" w:space="0" w:color="000000"/>
+                <w:right w:val="none" w:sz="0" w:space="0" w:color="000000"/>
+              </w:pBdr>
+              <w:spacing w:after="100" w:before="100" w:line="480"/>
+              <w:ind w:left="100" w:right="100" w:firstLine="0" w:firstLineChars="0"/>
+              <w:rPr>
+                <w:rFonts w:ascii="Times New Roman" w:hAnsi="Times New Roman" w:eastAsia="Times New Roman" w:cs="Times New Roman"/>
+                <w:i w:val="false"/>
+                <w:b w:val="false"/>
+                <w:u w:val="none"/>
+                <w:sz w:val="24"/>
+                <w:szCs w:val="24"/>
+                <w:color w:val="000000"/>
+              </w:rPr>
+            </w:pPr>
+            <w:r>
+              <w:rPr>
+                <w:rFonts w:ascii="Times New Roman" w:hAnsi="Times New Roman" w:eastAsia="Times New Roman" w:cs="Times New Roman"/>
+                <w:i w:val="false"/>
+                <w:b w:val="false"/>
+                <w:u w:val="none"/>
+                <w:sz w:val="24"/>
+                <w:szCs w:val="24"/>
+                <w:color w:val="000000"/>
+              </w:rPr>
               <w:t xml:space="preserve">T3</w:t>
             </w:r>
           </w:p>
@@ -1869,7 +1922,7 @@
                 <w:szCs w:val="24"/>
                 <w:color w:val="000000"/>
               </w:rPr>
-              <w:t xml:space="preserve">37</w:t>
+              <w:t xml:space="preserve">48</w:t>
             </w:r>
           </w:p>
         </w:tc>
@@ -1922,60 +1975,7 @@
                 <w:szCs w:val="24"/>
                 <w:color w:val="000000"/>
               </w:rPr>
-              <w:t xml:space="preserve">1,560</w:t>
-            </w:r>
-          </w:p>
-        </w:tc>
-        <w:tc>
-          <w:tcPr>
-            <w:tcBorders>
-              <w:bottom w:val="none" w:sz="0" w:space="0" w:color="000000"/>
-              <w:top w:val="none" w:sz="0" w:space="0" w:color="000000"/>
-              <w:left w:val="none" w:sz="0" w:space="0" w:color="000000"/>
-              <w:right w:val="none" w:sz="0" w:space="0" w:color="000000"/>
-            </w:tcBorders>
-            <w:shd w:val="clear" w:color="auto" w:fill="FFFFFF"/>
-            <w:tcMar>
-              <w:top w:w="0" w:type="dxa"/>
-              <w:bottom w:w="0" w:type="dxa"/>
-              <w:left w:w="0" w:type="dxa"/>
-              <w:right w:w="0" w:type="dxa"/>
-            </w:tcMar>
-            <w:vAlign w:val="center"/>
-          </w:tcPr>
-          <w:p>
-            <w:pPr>
-              <w:pStyle w:val="Normal"/>
-              <w:jc w:val="center"/>
-              <w:pBdr>
-                <w:bottom w:val="none" w:sz="0" w:space="0" w:color="000000"/>
-                <w:top w:val="none" w:sz="0" w:space="0" w:color="000000"/>
-                <w:left w:val="none" w:sz="0" w:space="0" w:color="000000"/>
-                <w:right w:val="none" w:sz="0" w:space="0" w:color="000000"/>
-              </w:pBdr>
-              <w:spacing w:after="100" w:before="100" w:line="480"/>
-              <w:ind w:left="100" w:right="100" w:firstLine="0" w:firstLineChars="0"/>
-              <w:rPr>
-                <w:rFonts w:ascii="Times New Roman" w:hAnsi="Times New Roman" w:eastAsia="Times New Roman" w:cs="Times New Roman"/>
-                <w:i w:val="false"/>
-                <w:b w:val="false"/>
-                <w:u w:val="none"/>
-                <w:sz w:val="24"/>
-                <w:szCs w:val="24"/>
-                <w:color w:val="000000"/>
-              </w:rPr>
-            </w:pPr>
-            <w:r>
-              <w:rPr>
-                <w:rFonts w:ascii="Times New Roman" w:hAnsi="Times New Roman" w:eastAsia="Times New Roman" w:cs="Times New Roman"/>
-                <w:i w:val="false"/>
-                <w:b w:val="false"/>
-                <w:u w:val="none"/>
-                <w:sz w:val="24"/>
-                <w:szCs w:val="24"/>
-                <w:color w:val="000000"/>
-              </w:rPr>
-              <w:t xml:space="preserve">4,078</w:t>
+              <w:t xml:space="preserve">262</w:t>
             </w:r>
           </w:p>
         </w:tc>
@@ -2034,6 +2034,59 @@
                 <w:szCs w:val="24"/>
                 <w:color w:val="000000"/>
               </w:rPr>
+              <w:t xml:space="preserve">37.00</w:t>
+            </w:r>
+          </w:p>
+        </w:tc>
+        <w:tc>
+          <w:tcPr>
+            <w:tcBorders>
+              <w:bottom w:val="none" w:sz="0" w:space="0" w:color="000000"/>
+              <w:top w:val="none" w:sz="0" w:space="0" w:color="000000"/>
+              <w:left w:val="none" w:sz="0" w:space="0" w:color="000000"/>
+              <w:right w:val="none" w:sz="0" w:space="0" w:color="000000"/>
+            </w:tcBorders>
+            <w:shd w:val="clear" w:color="auto" w:fill="FFFFFF"/>
+            <w:tcMar>
+              <w:top w:w="0" w:type="dxa"/>
+              <w:bottom w:w="0" w:type="dxa"/>
+              <w:left w:w="0" w:type="dxa"/>
+              <w:right w:w="0" w:type="dxa"/>
+            </w:tcMar>
+            <w:vAlign w:val="center"/>
+          </w:tcPr>
+          <w:p>
+            <w:pPr>
+              <w:pStyle w:val="Normal"/>
+              <w:jc w:val="center"/>
+              <w:pBdr>
+                <w:bottom w:val="none" w:sz="0" w:space="0" w:color="000000"/>
+                <w:top w:val="none" w:sz="0" w:space="0" w:color="000000"/>
+                <w:left w:val="none" w:sz="0" w:space="0" w:color="000000"/>
+                <w:right w:val="none" w:sz="0" w:space="0" w:color="000000"/>
+              </w:pBdr>
+              <w:spacing w:after="100" w:before="100" w:line="480"/>
+              <w:ind w:left="100" w:right="100" w:firstLine="0" w:firstLineChars="0"/>
+              <w:rPr>
+                <w:rFonts w:ascii="Times New Roman" w:hAnsi="Times New Roman" w:eastAsia="Times New Roman" w:cs="Times New Roman"/>
+                <w:i w:val="false"/>
+                <w:b w:val="false"/>
+                <w:u w:val="none"/>
+                <w:sz w:val="24"/>
+                <w:szCs w:val="24"/>
+                <w:color w:val="000000"/>
+              </w:rPr>
+            </w:pPr>
+            <w:r>
+              <w:rPr>
+                <w:rFonts w:ascii="Times New Roman" w:hAnsi="Times New Roman" w:eastAsia="Times New Roman" w:cs="Times New Roman"/>
+                <w:i w:val="false"/>
+                <w:b w:val="false"/>
+                <w:u w:val="none"/>
+                <w:sz w:val="24"/>
+                <w:szCs w:val="24"/>
+                <w:color w:val="000000"/>
+              </w:rPr>
               <w:t xml:space="preserve">T4</w:t>
             </w:r>
           </w:p>
@@ -2087,7 +2140,7 @@
                 <w:szCs w:val="24"/>
                 <w:color w:val="000000"/>
               </w:rPr>
-              <w:t xml:space="preserve">37</w:t>
+              <w:t xml:space="preserve">17</w:t>
             </w:r>
           </w:p>
         </w:tc>
@@ -2140,60 +2193,7 @@
                 <w:szCs w:val="24"/>
                 <w:color w:val="000000"/>
               </w:rPr>
-              <w:t xml:space="preserve">990</w:t>
-            </w:r>
-          </w:p>
-        </w:tc>
-        <w:tc>
-          <w:tcPr>
-            <w:tcBorders>
-              <w:bottom w:val="none" w:sz="0" w:space="0" w:color="000000"/>
-              <w:top w:val="none" w:sz="0" w:space="0" w:color="000000"/>
-              <w:left w:val="none" w:sz="0" w:space="0" w:color="000000"/>
-              <w:right w:val="none" w:sz="0" w:space="0" w:color="000000"/>
-            </w:tcBorders>
-            <w:shd w:val="clear" w:color="auto" w:fill="FFFFFF"/>
-            <w:tcMar>
-              <w:top w:w="0" w:type="dxa"/>
-              <w:bottom w:w="0" w:type="dxa"/>
-              <w:left w:w="0" w:type="dxa"/>
-              <w:right w:w="0" w:type="dxa"/>
-            </w:tcMar>
-            <w:vAlign w:val="center"/>
-          </w:tcPr>
-          <w:p>
-            <w:pPr>
-              <w:pStyle w:val="Normal"/>
-              <w:jc w:val="center"/>
-              <w:pBdr>
-                <w:bottom w:val="none" w:sz="0" w:space="0" w:color="000000"/>
-                <w:top w:val="none" w:sz="0" w:space="0" w:color="000000"/>
-                <w:left w:val="none" w:sz="0" w:space="0" w:color="000000"/>
-                <w:right w:val="none" w:sz="0" w:space="0" w:color="000000"/>
-              </w:pBdr>
-              <w:spacing w:after="100" w:before="100" w:line="480"/>
-              <w:ind w:left="100" w:right="100" w:firstLine="0" w:firstLineChars="0"/>
-              <w:rPr>
-                <w:rFonts w:ascii="Times New Roman" w:hAnsi="Times New Roman" w:eastAsia="Times New Roman" w:cs="Times New Roman"/>
-                <w:i w:val="false"/>
-                <w:b w:val="false"/>
-                <w:u w:val="none"/>
-                <w:sz w:val="24"/>
-                <w:szCs w:val="24"/>
-                <w:color w:val="000000"/>
-              </w:rPr>
-            </w:pPr>
-            <w:r>
-              <w:rPr>
-                <w:rFonts w:ascii="Times New Roman" w:hAnsi="Times New Roman" w:eastAsia="Times New Roman" w:cs="Times New Roman"/>
-                <w:i w:val="false"/>
-                <w:b w:val="false"/>
-                <w:u w:val="none"/>
-                <w:sz w:val="24"/>
-                <w:szCs w:val="24"/>
-                <w:color w:val="000000"/>
-              </w:rPr>
-              <w:t xml:space="preserve">2,316</w:t>
+              <w:t xml:space="preserve">197</w:t>
             </w:r>
           </w:p>
         </w:tc>
@@ -2252,6 +2252,59 @@
                 <w:szCs w:val="24"/>
                 <w:color w:val="000000"/>
               </w:rPr>
+              <w:t xml:space="preserve">37.00</w:t>
+            </w:r>
+          </w:p>
+        </w:tc>
+        <w:tc>
+          <w:tcPr>
+            <w:tcBorders>
+              <w:bottom w:val="none" w:sz="0" w:space="0" w:color="000000"/>
+              <w:top w:val="none" w:sz="0" w:space="0" w:color="000000"/>
+              <w:left w:val="none" w:sz="0" w:space="0" w:color="000000"/>
+              <w:right w:val="none" w:sz="0" w:space="0" w:color="000000"/>
+            </w:tcBorders>
+            <w:shd w:val="clear" w:color="auto" w:fill="FFFFFF"/>
+            <w:tcMar>
+              <w:top w:w="0" w:type="dxa"/>
+              <w:bottom w:w="0" w:type="dxa"/>
+              <w:left w:w="0" w:type="dxa"/>
+              <w:right w:w="0" w:type="dxa"/>
+            </w:tcMar>
+            <w:vAlign w:val="center"/>
+          </w:tcPr>
+          <w:p>
+            <w:pPr>
+              <w:pStyle w:val="Normal"/>
+              <w:jc w:val="center"/>
+              <w:pBdr>
+                <w:bottom w:val="none" w:sz="0" w:space="0" w:color="000000"/>
+                <w:top w:val="none" w:sz="0" w:space="0" w:color="000000"/>
+                <w:left w:val="none" w:sz="0" w:space="0" w:color="000000"/>
+                <w:right w:val="none" w:sz="0" w:space="0" w:color="000000"/>
+              </w:pBdr>
+              <w:spacing w:after="100" w:before="100" w:line="480"/>
+              <w:ind w:left="100" w:right="100" w:firstLine="0" w:firstLineChars="0"/>
+              <w:rPr>
+                <w:rFonts w:ascii="Times New Roman" w:hAnsi="Times New Roman" w:eastAsia="Times New Roman" w:cs="Times New Roman"/>
+                <w:i w:val="false"/>
+                <w:b w:val="false"/>
+                <w:u w:val="none"/>
+                <w:sz w:val="24"/>
+                <w:szCs w:val="24"/>
+                <w:color w:val="000000"/>
+              </w:rPr>
+            </w:pPr>
+            <w:r>
+              <w:rPr>
+                <w:rFonts w:ascii="Times New Roman" w:hAnsi="Times New Roman" w:eastAsia="Times New Roman" w:cs="Times New Roman"/>
+                <w:i w:val="false"/>
+                <w:b w:val="false"/>
+                <w:u w:val="none"/>
+                <w:sz w:val="24"/>
+                <w:szCs w:val="24"/>
+                <w:color w:val="000000"/>
+              </w:rPr>
               <w:t xml:space="preserve">T5</w:t>
             </w:r>
           </w:p>
@@ -2305,7 +2358,7 @@
                 <w:szCs w:val="24"/>
                 <w:color w:val="000000"/>
               </w:rPr>
-              <w:t xml:space="preserve">37</w:t>
+              <w:t xml:space="preserve">76</w:t>
             </w:r>
           </w:p>
         </w:tc>
@@ -2358,60 +2411,7 @@
                 <w:szCs w:val="24"/>
                 <w:color w:val="000000"/>
               </w:rPr>
-              <w:t xml:space="preserve">3,829</w:t>
-            </w:r>
-          </w:p>
-        </w:tc>
-        <w:tc>
-          <w:tcPr>
-            <w:tcBorders>
-              <w:bottom w:val="none" w:sz="0" w:space="0" w:color="000000"/>
-              <w:top w:val="none" w:sz="0" w:space="0" w:color="000000"/>
-              <w:left w:val="none" w:sz="0" w:space="0" w:color="000000"/>
-              <w:right w:val="none" w:sz="0" w:space="0" w:color="000000"/>
-            </w:tcBorders>
-            <w:shd w:val="clear" w:color="auto" w:fill="FFFFFF"/>
-            <w:tcMar>
-              <w:top w:w="0" w:type="dxa"/>
-              <w:bottom w:w="0" w:type="dxa"/>
-              <w:left w:w="0" w:type="dxa"/>
-              <w:right w:w="0" w:type="dxa"/>
-            </w:tcMar>
-            <w:vAlign w:val="center"/>
-          </w:tcPr>
-          <w:p>
-            <w:pPr>
-              <w:pStyle w:val="Normal"/>
-              <w:jc w:val="center"/>
-              <w:pBdr>
-                <w:bottom w:val="none" w:sz="0" w:space="0" w:color="000000"/>
-                <w:top w:val="none" w:sz="0" w:space="0" w:color="000000"/>
-                <w:left w:val="none" w:sz="0" w:space="0" w:color="000000"/>
-                <w:right w:val="none" w:sz="0" w:space="0" w:color="000000"/>
-              </w:pBdr>
-              <w:spacing w:after="100" w:before="100" w:line="480"/>
-              <w:ind w:left="100" w:right="100" w:firstLine="0" w:firstLineChars="0"/>
-              <w:rPr>
-                <w:rFonts w:ascii="Times New Roman" w:hAnsi="Times New Roman" w:eastAsia="Times New Roman" w:cs="Times New Roman"/>
-                <w:i w:val="false"/>
-                <w:b w:val="false"/>
-                <w:u w:val="none"/>
-                <w:sz w:val="24"/>
-                <w:szCs w:val="24"/>
-                <w:color w:val="000000"/>
-              </w:rPr>
-            </w:pPr>
-            <w:r>
-              <w:rPr>
-                <w:rFonts w:ascii="Times New Roman" w:hAnsi="Times New Roman" w:eastAsia="Times New Roman" w:cs="Times New Roman"/>
-                <w:i w:val="false"/>
-                <w:b w:val="false"/>
-                <w:u w:val="none"/>
-                <w:sz w:val="24"/>
-                <w:szCs w:val="24"/>
-                <w:color w:val="000000"/>
-              </w:rPr>
-              <w:t xml:space="preserve">1,121</w:t>
+              <w:t xml:space="preserve">40</w:t>
             </w:r>
           </w:p>
         </w:tc>
@@ -2470,6 +2470,59 @@
                 <w:szCs w:val="24"/>
                 <w:color w:val="000000"/>
               </w:rPr>
+              <w:t xml:space="preserve">39.00</w:t>
+            </w:r>
+          </w:p>
+        </w:tc>
+        <w:tc>
+          <w:tcPr>
+            <w:tcBorders>
+              <w:bottom w:val="none" w:sz="0" w:space="0" w:color="000000"/>
+              <w:top w:val="none" w:sz="0" w:space="0" w:color="000000"/>
+              <w:left w:val="none" w:sz="0" w:space="0" w:color="000000"/>
+              <w:right w:val="none" w:sz="0" w:space="0" w:color="000000"/>
+            </w:tcBorders>
+            <w:shd w:val="clear" w:color="auto" w:fill="FFFFFF"/>
+            <w:tcMar>
+              <w:top w:w="0" w:type="dxa"/>
+              <w:bottom w:w="0" w:type="dxa"/>
+              <w:left w:w="0" w:type="dxa"/>
+              <w:right w:w="0" w:type="dxa"/>
+            </w:tcMar>
+            <w:vAlign w:val="center"/>
+          </w:tcPr>
+          <w:p>
+            <w:pPr>
+              <w:pStyle w:val="Normal"/>
+              <w:jc w:val="center"/>
+              <w:pBdr>
+                <w:bottom w:val="none" w:sz="0" w:space="0" w:color="000000"/>
+                <w:top w:val="none" w:sz="0" w:space="0" w:color="000000"/>
+                <w:left w:val="none" w:sz="0" w:space="0" w:color="000000"/>
+                <w:right w:val="none" w:sz="0" w:space="0" w:color="000000"/>
+              </w:pBdr>
+              <w:spacing w:after="100" w:before="100" w:line="480"/>
+              <w:ind w:left="100" w:right="100" w:firstLine="0" w:firstLineChars="0"/>
+              <w:rPr>
+                <w:rFonts w:ascii="Times New Roman" w:hAnsi="Times New Roman" w:eastAsia="Times New Roman" w:cs="Times New Roman"/>
+                <w:i w:val="false"/>
+                <w:b w:val="false"/>
+                <w:u w:val="none"/>
+                <w:sz w:val="24"/>
+                <w:szCs w:val="24"/>
+                <w:color w:val="000000"/>
+              </w:rPr>
+            </w:pPr>
+            <w:r>
+              <w:rPr>
+                <w:rFonts w:ascii="Times New Roman" w:hAnsi="Times New Roman" w:eastAsia="Times New Roman" w:cs="Times New Roman"/>
+                <w:i w:val="false"/>
+                <w:b w:val="false"/>
+                <w:u w:val="none"/>
+                <w:sz w:val="24"/>
+                <w:szCs w:val="24"/>
+                <w:color w:val="000000"/>
+              </w:rPr>
               <w:t xml:space="preserve">T1</w:t>
             </w:r>
           </w:p>
@@ -2523,7 +2576,7 @@
                 <w:szCs w:val="24"/>
                 <w:color w:val="000000"/>
               </w:rPr>
-              <w:t xml:space="preserve">39</w:t>
+              <w:t xml:space="preserve">46</w:t>
             </w:r>
           </w:p>
         </w:tc>
@@ -2576,60 +2629,7 @@
                 <w:szCs w:val="24"/>
                 <w:color w:val="000000"/>
               </w:rPr>
-              <w:t xml:space="preserve">1,923</w:t>
-            </w:r>
-          </w:p>
-        </w:tc>
-        <w:tc>
-          <w:tcPr>
-            <w:tcBorders>
-              <w:bottom w:val="none" w:sz="0" w:space="0" w:color="000000"/>
-              <w:top w:val="none" w:sz="0" w:space="0" w:color="000000"/>
-              <w:left w:val="none" w:sz="0" w:space="0" w:color="000000"/>
-              <w:right w:val="none" w:sz="0" w:space="0" w:color="000000"/>
-            </w:tcBorders>
-            <w:shd w:val="clear" w:color="auto" w:fill="FFFFFF"/>
-            <w:tcMar>
-              <w:top w:w="0" w:type="dxa"/>
-              <w:bottom w:w="0" w:type="dxa"/>
-              <w:left w:w="0" w:type="dxa"/>
-              <w:right w:w="0" w:type="dxa"/>
-            </w:tcMar>
-            <w:vAlign w:val="center"/>
-          </w:tcPr>
-          <w:p>
-            <w:pPr>
-              <w:pStyle w:val="Normal"/>
-              <w:jc w:val="center"/>
-              <w:pBdr>
-                <w:bottom w:val="none" w:sz="0" w:space="0" w:color="000000"/>
-                <w:top w:val="none" w:sz="0" w:space="0" w:color="000000"/>
-                <w:left w:val="none" w:sz="0" w:space="0" w:color="000000"/>
-                <w:right w:val="none" w:sz="0" w:space="0" w:color="000000"/>
-              </w:pBdr>
-              <w:spacing w:after="100" w:before="100" w:line="480"/>
-              <w:ind w:left="100" w:right="100" w:firstLine="0" w:firstLineChars="0"/>
-              <w:rPr>
-                <w:rFonts w:ascii="Times New Roman" w:hAnsi="Times New Roman" w:eastAsia="Times New Roman" w:cs="Times New Roman"/>
-                <w:i w:val="false"/>
-                <w:b w:val="false"/>
-                <w:u w:val="none"/>
-                <w:sz w:val="24"/>
-                <w:szCs w:val="24"/>
-                <w:color w:val="000000"/>
-              </w:rPr>
-            </w:pPr>
-            <w:r>
-              <w:rPr>
-                <w:rFonts w:ascii="Times New Roman" w:hAnsi="Times New Roman" w:eastAsia="Times New Roman" w:cs="Times New Roman"/>
-                <w:i w:val="false"/>
-                <w:b w:val="false"/>
-                <w:u w:val="none"/>
-                <w:sz w:val="24"/>
-                <w:szCs w:val="24"/>
-                <w:color w:val="000000"/>
-              </w:rPr>
-              <w:t xml:space="preserve">3,302</w:t>
+              <w:t xml:space="preserve">213</w:t>
             </w:r>
           </w:p>
         </w:tc>
@@ -2688,6 +2688,59 @@
                 <w:szCs w:val="24"/>
                 <w:color w:val="000000"/>
               </w:rPr>
+              <w:t xml:space="preserve">39.00</w:t>
+            </w:r>
+          </w:p>
+        </w:tc>
+        <w:tc>
+          <w:tcPr>
+            <w:tcBorders>
+              <w:bottom w:val="none" w:sz="0" w:space="0" w:color="000000"/>
+              <w:top w:val="none" w:sz="0" w:space="0" w:color="000000"/>
+              <w:left w:val="none" w:sz="0" w:space="0" w:color="000000"/>
+              <w:right w:val="none" w:sz="0" w:space="0" w:color="000000"/>
+            </w:tcBorders>
+            <w:shd w:val="clear" w:color="auto" w:fill="FFFFFF"/>
+            <w:tcMar>
+              <w:top w:w="0" w:type="dxa"/>
+              <w:bottom w:w="0" w:type="dxa"/>
+              <w:left w:w="0" w:type="dxa"/>
+              <w:right w:w="0" w:type="dxa"/>
+            </w:tcMar>
+            <w:vAlign w:val="center"/>
+          </w:tcPr>
+          <w:p>
+            <w:pPr>
+              <w:pStyle w:val="Normal"/>
+              <w:jc w:val="center"/>
+              <w:pBdr>
+                <w:bottom w:val="none" w:sz="0" w:space="0" w:color="000000"/>
+                <w:top w:val="none" w:sz="0" w:space="0" w:color="000000"/>
+                <w:left w:val="none" w:sz="0" w:space="0" w:color="000000"/>
+                <w:right w:val="none" w:sz="0" w:space="0" w:color="000000"/>
+              </w:pBdr>
+              <w:spacing w:after="100" w:before="100" w:line="480"/>
+              <w:ind w:left="100" w:right="100" w:firstLine="0" w:firstLineChars="0"/>
+              <w:rPr>
+                <w:rFonts w:ascii="Times New Roman" w:hAnsi="Times New Roman" w:eastAsia="Times New Roman" w:cs="Times New Roman"/>
+                <w:i w:val="false"/>
+                <w:b w:val="false"/>
+                <w:u w:val="none"/>
+                <w:sz w:val="24"/>
+                <w:szCs w:val="24"/>
+                <w:color w:val="000000"/>
+              </w:rPr>
+            </w:pPr>
+            <w:r>
+              <w:rPr>
+                <w:rFonts w:ascii="Times New Roman" w:hAnsi="Times New Roman" w:eastAsia="Times New Roman" w:cs="Times New Roman"/>
+                <w:i w:val="false"/>
+                <w:b w:val="false"/>
+                <w:u w:val="none"/>
+                <w:sz w:val="24"/>
+                <w:szCs w:val="24"/>
+                <w:color w:val="000000"/>
+              </w:rPr>
               <w:t xml:space="preserve">T2</w:t>
             </w:r>
           </w:p>
@@ -2741,7 +2794,7 @@
                 <w:szCs w:val="24"/>
                 <w:color w:val="000000"/>
               </w:rPr>
-              <w:t xml:space="preserve">39</w:t>
+              <w:t xml:space="preserve">1,164</w:t>
             </w:r>
           </w:p>
         </w:tc>
@@ -2794,60 +2847,7 @@
                 <w:szCs w:val="24"/>
                 <w:color w:val="000000"/>
               </w:rPr>
-              <w:t xml:space="preserve">5,238</w:t>
-            </w:r>
-          </w:p>
-        </w:tc>
-        <w:tc>
-          <w:tcPr>
-            <w:tcBorders>
-              <w:bottom w:val="none" w:sz="0" w:space="0" w:color="000000"/>
-              <w:top w:val="none" w:sz="0" w:space="0" w:color="000000"/>
-              <w:left w:val="none" w:sz="0" w:space="0" w:color="000000"/>
-              <w:right w:val="none" w:sz="0" w:space="0" w:color="000000"/>
-            </w:tcBorders>
-            <w:shd w:val="clear" w:color="auto" w:fill="FFFFFF"/>
-            <w:tcMar>
-              <w:top w:w="0" w:type="dxa"/>
-              <w:bottom w:w="0" w:type="dxa"/>
-              <w:left w:w="0" w:type="dxa"/>
-              <w:right w:w="0" w:type="dxa"/>
-            </w:tcMar>
-            <w:vAlign w:val="center"/>
-          </w:tcPr>
-          <w:p>
-            <w:pPr>
-              <w:pStyle w:val="Normal"/>
-              <w:jc w:val="center"/>
-              <w:pBdr>
-                <w:bottom w:val="none" w:sz="0" w:space="0" w:color="000000"/>
-                <w:top w:val="none" w:sz="0" w:space="0" w:color="000000"/>
-                <w:left w:val="none" w:sz="0" w:space="0" w:color="000000"/>
-                <w:right w:val="none" w:sz="0" w:space="0" w:color="000000"/>
-              </w:pBdr>
-              <w:spacing w:after="100" w:before="100" w:line="480"/>
-              <w:ind w:left="100" w:right="100" w:firstLine="0" w:firstLineChars="0"/>
-              <w:rPr>
-                <w:rFonts w:ascii="Times New Roman" w:hAnsi="Times New Roman" w:eastAsia="Times New Roman" w:cs="Times New Roman"/>
-                <w:i w:val="false"/>
-                <w:b w:val="false"/>
-                <w:u w:val="none"/>
-                <w:sz w:val="24"/>
-                <w:szCs w:val="24"/>
-                <w:color w:val="000000"/>
-              </w:rPr>
-            </w:pPr>
-            <w:r>
-              <w:rPr>
-                <w:rFonts w:ascii="Times New Roman" w:hAnsi="Times New Roman" w:eastAsia="Times New Roman" w:cs="Times New Roman"/>
-                <w:i w:val="false"/>
-                <w:b w:val="false"/>
-                <w:u w:val="none"/>
-                <w:sz w:val="24"/>
-                <w:szCs w:val="24"/>
-                <w:color w:val="000000"/>
-              </w:rPr>
-              <w:t xml:space="preserve">5,216</w:t>
+              <w:t xml:space="preserve">1,285</w:t>
             </w:r>
           </w:p>
         </w:tc>
@@ -2906,6 +2906,59 @@
                 <w:szCs w:val="24"/>
                 <w:color w:val="000000"/>
               </w:rPr>
+              <w:t xml:space="preserve">39.00</w:t>
+            </w:r>
+          </w:p>
+        </w:tc>
+        <w:tc>
+          <w:tcPr>
+            <w:tcBorders>
+              <w:bottom w:val="none" w:sz="0" w:space="0" w:color="000000"/>
+              <w:top w:val="none" w:sz="0" w:space="0" w:color="000000"/>
+              <w:left w:val="none" w:sz="0" w:space="0" w:color="000000"/>
+              <w:right w:val="none" w:sz="0" w:space="0" w:color="000000"/>
+            </w:tcBorders>
+            <w:shd w:val="clear" w:color="auto" w:fill="FFFFFF"/>
+            <w:tcMar>
+              <w:top w:w="0" w:type="dxa"/>
+              <w:bottom w:w="0" w:type="dxa"/>
+              <w:left w:w="0" w:type="dxa"/>
+              <w:right w:w="0" w:type="dxa"/>
+            </w:tcMar>
+            <w:vAlign w:val="center"/>
+          </w:tcPr>
+          <w:p>
+            <w:pPr>
+              <w:pStyle w:val="Normal"/>
+              <w:jc w:val="center"/>
+              <w:pBdr>
+                <w:bottom w:val="none" w:sz="0" w:space="0" w:color="000000"/>
+                <w:top w:val="none" w:sz="0" w:space="0" w:color="000000"/>
+                <w:left w:val="none" w:sz="0" w:space="0" w:color="000000"/>
+                <w:right w:val="none" w:sz="0" w:space="0" w:color="000000"/>
+              </w:pBdr>
+              <w:spacing w:after="100" w:before="100" w:line="480"/>
+              <w:ind w:left="100" w:right="100" w:firstLine="0" w:firstLineChars="0"/>
+              <w:rPr>
+                <w:rFonts w:ascii="Times New Roman" w:hAnsi="Times New Roman" w:eastAsia="Times New Roman" w:cs="Times New Roman"/>
+                <w:i w:val="false"/>
+                <w:b w:val="false"/>
+                <w:u w:val="none"/>
+                <w:sz w:val="24"/>
+                <w:szCs w:val="24"/>
+                <w:color w:val="000000"/>
+              </w:rPr>
+            </w:pPr>
+            <w:r>
+              <w:rPr>
+                <w:rFonts w:ascii="Times New Roman" w:hAnsi="Times New Roman" w:eastAsia="Times New Roman" w:cs="Times New Roman"/>
+                <w:i w:val="false"/>
+                <w:b w:val="false"/>
+                <w:u w:val="none"/>
+                <w:sz w:val="24"/>
+                <w:szCs w:val="24"/>
+                <w:color w:val="000000"/>
+              </w:rPr>
               <w:t xml:space="preserve">T3</w:t>
             </w:r>
           </w:p>
@@ -2959,7 +3012,7 @@
                 <w:szCs w:val="24"/>
                 <w:color w:val="000000"/>
               </w:rPr>
-              <w:t xml:space="preserve">39</w:t>
+              <w:t xml:space="preserve">1,030</w:t>
             </w:r>
           </w:p>
         </w:tc>
@@ -3012,60 +3065,7 @@
                 <w:szCs w:val="24"/>
                 <w:color w:val="000000"/>
               </w:rPr>
-              <w:t xml:space="preserve">2,994</w:t>
-            </w:r>
-          </w:p>
-        </w:tc>
-        <w:tc>
-          <w:tcPr>
-            <w:tcBorders>
-              <w:bottom w:val="none" w:sz="0" w:space="0" w:color="000000"/>
-              <w:top w:val="none" w:sz="0" w:space="0" w:color="000000"/>
-              <w:left w:val="none" w:sz="0" w:space="0" w:color="000000"/>
-              <w:right w:val="none" w:sz="0" w:space="0" w:color="000000"/>
-            </w:tcBorders>
-            <w:shd w:val="clear" w:color="auto" w:fill="FFFFFF"/>
-            <w:tcMar>
-              <w:top w:w="0" w:type="dxa"/>
-              <w:bottom w:w="0" w:type="dxa"/>
-              <w:left w:w="0" w:type="dxa"/>
-              <w:right w:w="0" w:type="dxa"/>
-            </w:tcMar>
-            <w:vAlign w:val="center"/>
-          </w:tcPr>
-          <w:p>
-            <w:pPr>
-              <w:pStyle w:val="Normal"/>
-              <w:jc w:val="center"/>
-              <w:pBdr>
-                <w:bottom w:val="none" w:sz="0" w:space="0" w:color="000000"/>
-                <w:top w:val="none" w:sz="0" w:space="0" w:color="000000"/>
-                <w:left w:val="none" w:sz="0" w:space="0" w:color="000000"/>
-                <w:right w:val="none" w:sz="0" w:space="0" w:color="000000"/>
-              </w:pBdr>
-              <w:spacing w:after="100" w:before="100" w:line="480"/>
-              <w:ind w:left="100" w:right="100" w:firstLine="0" w:firstLineChars="0"/>
-              <w:rPr>
-                <w:rFonts w:ascii="Times New Roman" w:hAnsi="Times New Roman" w:eastAsia="Times New Roman" w:cs="Times New Roman"/>
-                <w:i w:val="false"/>
-                <w:b w:val="false"/>
-                <w:u w:val="none"/>
-                <w:sz w:val="24"/>
-                <w:szCs w:val="24"/>
-                <w:color w:val="000000"/>
-              </w:rPr>
-            </w:pPr>
-            <w:r>
-              <w:rPr>
-                <w:rFonts w:ascii="Times New Roman" w:hAnsi="Times New Roman" w:eastAsia="Times New Roman" w:cs="Times New Roman"/>
-                <w:i w:val="false"/>
-                <w:b w:val="false"/>
-                <w:u w:val="none"/>
-                <w:sz w:val="24"/>
-                <w:szCs w:val="24"/>
-                <w:color w:val="000000"/>
-              </w:rPr>
-              <w:t xml:space="preserve">2,745</w:t>
+              <w:t xml:space="preserve">720</w:t>
             </w:r>
           </w:p>
         </w:tc>
@@ -3124,6 +3124,59 @@
                 <w:szCs w:val="24"/>
                 <w:color w:val="000000"/>
               </w:rPr>
+              <w:t xml:space="preserve">39.00</w:t>
+            </w:r>
+          </w:p>
+        </w:tc>
+        <w:tc>
+          <w:tcPr>
+            <w:tcBorders>
+              <w:bottom w:val="none" w:sz="0" w:space="0" w:color="000000"/>
+              <w:top w:val="none" w:sz="0" w:space="0" w:color="000000"/>
+              <w:left w:val="none" w:sz="0" w:space="0" w:color="000000"/>
+              <w:right w:val="none" w:sz="0" w:space="0" w:color="000000"/>
+            </w:tcBorders>
+            <w:shd w:val="clear" w:color="auto" w:fill="FFFFFF"/>
+            <w:tcMar>
+              <w:top w:w="0" w:type="dxa"/>
+              <w:bottom w:w="0" w:type="dxa"/>
+              <w:left w:w="0" w:type="dxa"/>
+              <w:right w:w="0" w:type="dxa"/>
+            </w:tcMar>
+            <w:vAlign w:val="center"/>
+          </w:tcPr>
+          <w:p>
+            <w:pPr>
+              <w:pStyle w:val="Normal"/>
+              <w:jc w:val="center"/>
+              <w:pBdr>
+                <w:bottom w:val="none" w:sz="0" w:space="0" w:color="000000"/>
+                <w:top w:val="none" w:sz="0" w:space="0" w:color="000000"/>
+                <w:left w:val="none" w:sz="0" w:space="0" w:color="000000"/>
+                <w:right w:val="none" w:sz="0" w:space="0" w:color="000000"/>
+              </w:pBdr>
+              <w:spacing w:after="100" w:before="100" w:line="480"/>
+              <w:ind w:left="100" w:right="100" w:firstLine="0" w:firstLineChars="0"/>
+              <w:rPr>
+                <w:rFonts w:ascii="Times New Roman" w:hAnsi="Times New Roman" w:eastAsia="Times New Roman" w:cs="Times New Roman"/>
+                <w:i w:val="false"/>
+                <w:b w:val="false"/>
+                <w:u w:val="none"/>
+                <w:sz w:val="24"/>
+                <w:szCs w:val="24"/>
+                <w:color w:val="000000"/>
+              </w:rPr>
+            </w:pPr>
+            <w:r>
+              <w:rPr>
+                <w:rFonts w:ascii="Times New Roman" w:hAnsi="Times New Roman" w:eastAsia="Times New Roman" w:cs="Times New Roman"/>
+                <w:i w:val="false"/>
+                <w:b w:val="false"/>
+                <w:u w:val="none"/>
+                <w:sz w:val="24"/>
+                <w:szCs w:val="24"/>
+                <w:color w:val="000000"/>
+              </w:rPr>
               <w:t xml:space="preserve">T4</w:t>
             </w:r>
           </w:p>
@@ -3177,7 +3230,7 @@
                 <w:szCs w:val="24"/>
                 <w:color w:val="000000"/>
               </w:rPr>
-              <w:t xml:space="preserve">39</w:t>
+              <w:t xml:space="preserve">447</w:t>
             </w:r>
           </w:p>
         </w:tc>
@@ -3230,60 +3283,7 @@
                 <w:szCs w:val="24"/>
                 <w:color w:val="000000"/>
               </w:rPr>
-              <w:t xml:space="preserve">3,535</w:t>
-            </w:r>
-          </w:p>
-        </w:tc>
-        <w:tc>
-          <w:tcPr>
-            <w:tcBorders>
-              <w:bottom w:val="none" w:sz="0" w:space="0" w:color="000000"/>
-              <w:top w:val="none" w:sz="0" w:space="0" w:color="000000"/>
-              <w:left w:val="none" w:sz="0" w:space="0" w:color="000000"/>
-              <w:right w:val="none" w:sz="0" w:space="0" w:color="000000"/>
-            </w:tcBorders>
-            <w:shd w:val="clear" w:color="auto" w:fill="FFFFFF"/>
-            <w:tcMar>
-              <w:top w:w="0" w:type="dxa"/>
-              <w:bottom w:w="0" w:type="dxa"/>
-              <w:left w:w="0" w:type="dxa"/>
-              <w:right w:w="0" w:type="dxa"/>
-            </w:tcMar>
-            <w:vAlign w:val="center"/>
-          </w:tcPr>
-          <w:p>
-            <w:pPr>
-              <w:pStyle w:val="Normal"/>
-              <w:jc w:val="center"/>
-              <w:pBdr>
-                <w:bottom w:val="none" w:sz="0" w:space="0" w:color="000000"/>
-                <w:top w:val="none" w:sz="0" w:space="0" w:color="000000"/>
-                <w:left w:val="none" w:sz="0" w:space="0" w:color="000000"/>
-                <w:right w:val="none" w:sz="0" w:space="0" w:color="000000"/>
-              </w:pBdr>
-              <w:spacing w:after="100" w:before="100" w:line="480"/>
-              <w:ind w:left="100" w:right="100" w:firstLine="0" w:firstLineChars="0"/>
-              <w:rPr>
-                <w:rFonts w:ascii="Times New Roman" w:hAnsi="Times New Roman" w:eastAsia="Times New Roman" w:cs="Times New Roman"/>
-                <w:i w:val="false"/>
-                <w:b w:val="false"/>
-                <w:u w:val="none"/>
-                <w:sz w:val="24"/>
-                <w:szCs w:val="24"/>
-                <w:color w:val="000000"/>
-              </w:rPr>
-            </w:pPr>
-            <w:r>
-              <w:rPr>
-                <w:rFonts w:ascii="Times New Roman" w:hAnsi="Times New Roman" w:eastAsia="Times New Roman" w:cs="Times New Roman"/>
-                <w:i w:val="false"/>
-                <w:b w:val="false"/>
-                <w:u w:val="none"/>
-                <w:sz w:val="24"/>
-                <w:szCs w:val="24"/>
-                <w:color w:val="000000"/>
-              </w:rPr>
-              <w:t xml:space="preserve">3,426</w:t>
+              <w:t xml:space="preserve">497</w:t>
             </w:r>
           </w:p>
         </w:tc>
@@ -3342,6 +3342,59 @@
                 <w:szCs w:val="24"/>
                 <w:color w:val="000000"/>
               </w:rPr>
+              <w:t xml:space="preserve">39.00</w:t>
+            </w:r>
+          </w:p>
+        </w:tc>
+        <w:tc>
+          <w:tcPr>
+            <w:tcBorders>
+              <w:bottom w:val="single" w:sz="4" w:space="0" w:color="000000"/>
+              <w:top w:val="none" w:sz="0" w:space="0" w:color="000000"/>
+              <w:left w:val="none" w:sz="0" w:space="0" w:color="000000"/>
+              <w:right w:val="none" w:sz="0" w:space="0" w:color="000000"/>
+            </w:tcBorders>
+            <w:shd w:val="clear" w:color="auto" w:fill="FFFFFF"/>
+            <w:tcMar>
+              <w:top w:w="0" w:type="dxa"/>
+              <w:bottom w:w="0" w:type="dxa"/>
+              <w:left w:w="0" w:type="dxa"/>
+              <w:right w:w="0" w:type="dxa"/>
+            </w:tcMar>
+            <w:vAlign w:val="center"/>
+          </w:tcPr>
+          <w:p>
+            <w:pPr>
+              <w:pStyle w:val="Normal"/>
+              <w:jc w:val="center"/>
+              <w:pBdr>
+                <w:bottom w:val="none" w:sz="0" w:space="0" w:color="000000"/>
+                <w:top w:val="none" w:sz="0" w:space="0" w:color="000000"/>
+                <w:left w:val="none" w:sz="0" w:space="0" w:color="000000"/>
+                <w:right w:val="none" w:sz="0" w:space="0" w:color="000000"/>
+              </w:pBdr>
+              <w:spacing w:after="100" w:before="100" w:line="480"/>
+              <w:ind w:left="100" w:right="100" w:firstLine="0" w:firstLineChars="0"/>
+              <w:rPr>
+                <w:rFonts w:ascii="Times New Roman" w:hAnsi="Times New Roman" w:eastAsia="Times New Roman" w:cs="Times New Roman"/>
+                <w:i w:val="false"/>
+                <w:b w:val="false"/>
+                <w:u w:val="none"/>
+                <w:sz w:val="24"/>
+                <w:szCs w:val="24"/>
+                <w:color w:val="000000"/>
+              </w:rPr>
+            </w:pPr>
+            <w:r>
+              <w:rPr>
+                <w:rFonts w:ascii="Times New Roman" w:hAnsi="Times New Roman" w:eastAsia="Times New Roman" w:cs="Times New Roman"/>
+                <w:i w:val="false"/>
+                <w:b w:val="false"/>
+                <w:u w:val="none"/>
+                <w:sz w:val="24"/>
+                <w:szCs w:val="24"/>
+                <w:color w:val="000000"/>
+              </w:rPr>
               <w:t xml:space="preserve">T5</w:t>
             </w:r>
           </w:p>
@@ -3395,7 +3448,7 @@
                 <w:szCs w:val="24"/>
                 <w:color w:val="000000"/>
               </w:rPr>
-              <w:t xml:space="preserve">39</w:t>
+              <w:t xml:space="preserve">2,733</w:t>
             </w:r>
           </w:p>
         </w:tc>
@@ -3448,60 +3501,7 @@
                 <w:szCs w:val="24"/>
                 <w:color w:val="000000"/>
               </w:rPr>
-              <w:t xml:space="preserve">3,426</w:t>
-            </w:r>
-          </w:p>
-        </w:tc>
-        <w:tc>
-          <w:tcPr>
-            <w:tcBorders>
-              <w:bottom w:val="single" w:sz="4" w:space="0" w:color="000000"/>
-              <w:top w:val="none" w:sz="0" w:space="0" w:color="000000"/>
-              <w:left w:val="none" w:sz="0" w:space="0" w:color="000000"/>
-              <w:right w:val="none" w:sz="0" w:space="0" w:color="000000"/>
-            </w:tcBorders>
-            <w:shd w:val="clear" w:color="auto" w:fill="FFFFFF"/>
-            <w:tcMar>
-              <w:top w:w="0" w:type="dxa"/>
-              <w:bottom w:w="0" w:type="dxa"/>
-              <w:left w:w="0" w:type="dxa"/>
-              <w:right w:w="0" w:type="dxa"/>
-            </w:tcMar>
-            <w:vAlign w:val="center"/>
-          </w:tcPr>
-          <w:p>
-            <w:pPr>
-              <w:pStyle w:val="Normal"/>
-              <w:jc w:val="center"/>
-              <w:pBdr>
-                <w:bottom w:val="none" w:sz="0" w:space="0" w:color="000000"/>
-                <w:top w:val="none" w:sz="0" w:space="0" w:color="000000"/>
-                <w:left w:val="none" w:sz="0" w:space="0" w:color="000000"/>
-                <w:right w:val="none" w:sz="0" w:space="0" w:color="000000"/>
-              </w:pBdr>
-              <w:spacing w:after="100" w:before="100" w:line="480"/>
-              <w:ind w:left="100" w:right="100" w:firstLine="0" w:firstLineChars="0"/>
-              <w:rPr>
-                <w:rFonts w:ascii="Times New Roman" w:hAnsi="Times New Roman" w:eastAsia="Times New Roman" w:cs="Times New Roman"/>
-                <w:i w:val="false"/>
-                <w:b w:val="false"/>
-                <w:u w:val="none"/>
-                <w:sz w:val="24"/>
-                <w:szCs w:val="24"/>
-                <w:color w:val="000000"/>
-              </w:rPr>
-            </w:pPr>
-            <w:r>
-              <w:rPr>
-                <w:rFonts w:ascii="Times New Roman" w:hAnsi="Times New Roman" w:eastAsia="Times New Roman" w:cs="Times New Roman"/>
-                <w:i w:val="false"/>
-                <w:b w:val="false"/>
-                <w:u w:val="none"/>
-                <w:sz w:val="24"/>
-                <w:szCs w:val="24"/>
-                <w:color w:val="000000"/>
-              </w:rPr>
-              <w:t xml:space="preserve">3,167</w:t>
+              <w:t xml:space="preserve">1,739</w:t>
             </w:r>
           </w:p>
         </w:tc>
